--- a/Program/SS-Reqs/arch/Architecture Design for SS Requirements.docx
+++ b/Program/SS-Reqs/arch/Architecture Design for SS Requirements.docx
@@ -1053,25 +1053,7 @@
         <w:rPr>
           <w:rFonts w:ascii="Times New Roman" w:hAnsi="Times New Roman" w:cs="Times New Roman"/>
         </w:rPr>
-        <w:t>username (str), password (str), id (int)</w:t>
-      </w:r>
-      <w:r>
-        <w:rPr>
-          <w:rFonts w:ascii="Times New Roman" w:hAnsi="Times New Roman" w:cs="Times New Roman"/>
-        </w:rPr>
-        <w:t>, next</w:t>
-      </w:r>
-      <w:r>
-        <w:rPr>
-          <w:rFonts w:ascii="Times New Roman" w:hAnsi="Times New Roman" w:cs="Times New Roman"/>
-        </w:rPr>
-        <w:t>I</w:t>
-      </w:r>
-      <w:r>
-        <w:rPr>
-          <w:rFonts w:ascii="Times New Roman" w:hAnsi="Times New Roman" w:cs="Times New Roman"/>
-        </w:rPr>
-        <w:t>d (int)</w:t>
+        <w:t>username (str), password (str)</w:t>
       </w:r>
     </w:p>
     <w:p>
@@ -1105,21 +1087,15 @@
           <w:rFonts w:ascii="Times New Roman" w:hAnsi="Times New Roman" w:cs="Times New Roman"/>
         </w:rPr>
       </w:pPr>
-      <w:r>
-        <w:rPr>
-          <w:rFonts w:ascii="Times New Roman" w:hAnsi="Times New Roman" w:cs="Times New Roman"/>
-          <w:i/>
-          <w:iCs/>
-        </w:rPr>
-        <w:t>g</w:t>
-      </w:r>
-      <w:r>
-        <w:rPr>
-          <w:rFonts w:ascii="Times New Roman" w:hAnsi="Times New Roman" w:cs="Times New Roman"/>
-          <w:i/>
-          <w:iCs/>
-        </w:rPr>
-        <w:t>et</w:t>
+      <w:proofErr w:type="spellStart"/>
+      <w:proofErr w:type="gramStart"/>
+      <w:r>
+        <w:rPr>
+          <w:rFonts w:ascii="Times New Roman" w:hAnsi="Times New Roman" w:cs="Times New Roman"/>
+          <w:i/>
+          <w:iCs/>
+        </w:rPr>
+        <w:t>check</w:t>
       </w:r>
       <w:r>
         <w:rPr>
@@ -1135,13 +1111,53 @@
           <w:i/>
           <w:iCs/>
         </w:rPr>
-        <w:t>assword()</w:t>
-      </w:r>
-      <w:r>
-        <w:rPr>
-          <w:rFonts w:ascii="Times New Roman" w:hAnsi="Times New Roman" w:cs="Times New Roman"/>
-        </w:rPr>
-        <w:t xml:space="preserve"> is called by the system during login to verify a) the password exists/has been created and b) the password is connected with the provided username.</w:t>
+        <w:t>assword</w:t>
+      </w:r>
+      <w:r>
+        <w:rPr>
+          <w:rFonts w:ascii="Times New Roman" w:hAnsi="Times New Roman" w:cs="Times New Roman"/>
+          <w:i/>
+          <w:iCs/>
+        </w:rPr>
+        <w:t>Login</w:t>
+      </w:r>
+      <w:proofErr w:type="spellEnd"/>
+      <w:r>
+        <w:rPr>
+          <w:rFonts w:ascii="Times New Roman" w:hAnsi="Times New Roman" w:cs="Times New Roman"/>
+          <w:i/>
+          <w:iCs/>
+        </w:rPr>
+        <w:t>(</w:t>
+      </w:r>
+      <w:proofErr w:type="gramEnd"/>
+      <w:r>
+        <w:rPr>
+          <w:rFonts w:ascii="Times New Roman" w:hAnsi="Times New Roman" w:cs="Times New Roman"/>
+          <w:i/>
+          <w:iCs/>
+        </w:rPr>
+        <w:t>)</w:t>
+      </w:r>
+      <w:r>
+        <w:rPr>
+          <w:rFonts w:ascii="Times New Roman" w:hAnsi="Times New Roman" w:cs="Times New Roman"/>
+        </w:rPr>
+        <w:t xml:space="preserve"> is called by the system during login to verify a) the password exists/has been created and b) the password </w:t>
+      </w:r>
+      <w:proofErr w:type="gramStart"/>
+      <w:r>
+        <w:rPr>
+          <w:rFonts w:ascii="Times New Roman" w:hAnsi="Times New Roman" w:cs="Times New Roman"/>
+        </w:rPr>
+        <w:t>is connected with</w:t>
+      </w:r>
+      <w:proofErr w:type="gramEnd"/>
+      <w:r>
+        <w:rPr>
+          <w:rFonts w:ascii="Times New Roman" w:hAnsi="Times New Roman" w:cs="Times New Roman"/>
+        </w:rPr>
+        <w:t xml:space="preserve"> the provided username.</w:t>
       </w:r>
     </w:p>
     <w:p>
@@ -1156,21 +1172,23 @@
           <w:rFonts w:ascii="Times New Roman" w:hAnsi="Times New Roman" w:cs="Times New Roman"/>
         </w:rPr>
       </w:pPr>
-      <w:r>
-        <w:rPr>
-          <w:rFonts w:ascii="Times New Roman" w:hAnsi="Times New Roman" w:cs="Times New Roman"/>
-          <w:i/>
-          <w:iCs/>
-        </w:rPr>
-        <w:t>g</w:t>
-      </w:r>
-      <w:r>
-        <w:rPr>
-          <w:rFonts w:ascii="Times New Roman" w:hAnsi="Times New Roman" w:cs="Times New Roman"/>
-          <w:i/>
-          <w:iCs/>
-        </w:rPr>
-        <w:t>et</w:t>
+      <w:proofErr w:type="spellStart"/>
+      <w:proofErr w:type="gramStart"/>
+      <w:r>
+        <w:rPr>
+          <w:rFonts w:ascii="Times New Roman" w:hAnsi="Times New Roman" w:cs="Times New Roman"/>
+          <w:i/>
+          <w:iCs/>
+        </w:rPr>
+        <w:t>check</w:t>
+      </w:r>
+      <w:r>
+        <w:rPr>
+          <w:rFonts w:ascii="Times New Roman" w:hAnsi="Times New Roman" w:cs="Times New Roman"/>
+          <w:i/>
+          <w:iCs/>
+        </w:rPr>
+        <w:t>t</w:t>
       </w:r>
       <w:r>
         <w:rPr>
@@ -1186,7 +1204,33 @@
           <w:i/>
           <w:iCs/>
         </w:rPr>
-        <w:t>ser()</w:t>
+        <w:t>ser</w:t>
+      </w:r>
+      <w:r>
+        <w:rPr>
+          <w:rFonts w:ascii="Times New Roman" w:hAnsi="Times New Roman" w:cs="Times New Roman"/>
+          <w:i/>
+          <w:iCs/>
+        </w:rPr>
+        <w:t>name</w:t>
+      </w:r>
+      <w:proofErr w:type="spellEnd"/>
+      <w:r>
+        <w:rPr>
+          <w:rFonts w:ascii="Times New Roman" w:hAnsi="Times New Roman" w:cs="Times New Roman"/>
+          <w:i/>
+          <w:iCs/>
+        </w:rPr>
+        <w:t>(</w:t>
+      </w:r>
+      <w:proofErr w:type="gramEnd"/>
+      <w:r>
+        <w:rPr>
+          <w:rFonts w:ascii="Times New Roman" w:hAnsi="Times New Roman" w:cs="Times New Roman"/>
+          <w:i/>
+          <w:iCs/>
+        </w:rPr>
+        <w:t>)</w:t>
       </w:r>
       <w:r>
         <w:rPr>
@@ -1207,21 +1251,15 @@
           <w:rFonts w:ascii="Times New Roman" w:hAnsi="Times New Roman" w:cs="Times New Roman"/>
         </w:rPr>
       </w:pPr>
-      <w:r>
-        <w:rPr>
-          <w:rFonts w:ascii="Times New Roman" w:hAnsi="Times New Roman" w:cs="Times New Roman"/>
-          <w:i/>
-          <w:iCs/>
-        </w:rPr>
-        <w:t>s</w:t>
-      </w:r>
-      <w:r>
-        <w:rPr>
-          <w:rFonts w:ascii="Times New Roman" w:hAnsi="Times New Roman" w:cs="Times New Roman"/>
-          <w:i/>
-          <w:iCs/>
-        </w:rPr>
-        <w:t>et</w:t>
+      <w:proofErr w:type="spellStart"/>
+      <w:proofErr w:type="gramStart"/>
+      <w:r>
+        <w:rPr>
+          <w:rFonts w:ascii="Times New Roman" w:hAnsi="Times New Roman" w:cs="Times New Roman"/>
+          <w:i/>
+          <w:iCs/>
+        </w:rPr>
+        <w:t>update</w:t>
       </w:r>
       <w:r>
         <w:rPr>
@@ -1237,7 +1275,25 @@
           <w:i/>
           <w:iCs/>
         </w:rPr>
-        <w:t>assword()</w:t>
+        <w:t>assword</w:t>
+      </w:r>
+      <w:proofErr w:type="spellEnd"/>
+      <w:r>
+        <w:rPr>
+          <w:rFonts w:ascii="Times New Roman" w:hAnsi="Times New Roman" w:cs="Times New Roman"/>
+          <w:i/>
+          <w:iCs/>
+        </w:rPr>
+        <w:t>(</w:t>
+      </w:r>
+      <w:proofErr w:type="gramEnd"/>
+      <w:r>
+        <w:rPr>
+          <w:rFonts w:ascii="Times New Roman" w:hAnsi="Times New Roman" w:cs="Times New Roman"/>
+          <w:i/>
+          <w:iCs/>
+        </w:rPr>
+        <w:t>)</w:t>
       </w:r>
       <w:r>
         <w:rPr>
@@ -1258,21 +1314,33 @@
           <w:rFonts w:ascii="Times New Roman" w:hAnsi="Times New Roman" w:cs="Times New Roman"/>
         </w:rPr>
       </w:pPr>
-      <w:r>
-        <w:rPr>
-          <w:rFonts w:ascii="Times New Roman" w:hAnsi="Times New Roman" w:cs="Times New Roman"/>
-          <w:i/>
-          <w:iCs/>
-        </w:rPr>
-        <w:t>checkPassword</w:t>
-      </w:r>
-      <w:r>
-        <w:rPr>
-          <w:rFonts w:ascii="Times New Roman" w:hAnsi="Times New Roman" w:cs="Times New Roman"/>
-          <w:i/>
-          <w:iCs/>
-        </w:rPr>
-        <w:t>()</w:t>
+      <w:proofErr w:type="spellStart"/>
+      <w:proofErr w:type="gramStart"/>
+      <w:r>
+        <w:rPr>
+          <w:rFonts w:ascii="Times New Roman" w:hAnsi="Times New Roman" w:cs="Times New Roman"/>
+          <w:i/>
+          <w:iCs/>
+        </w:rPr>
+        <w:t>setPassword</w:t>
+      </w:r>
+      <w:proofErr w:type="spellEnd"/>
+      <w:r>
+        <w:rPr>
+          <w:rFonts w:ascii="Times New Roman" w:hAnsi="Times New Roman" w:cs="Times New Roman"/>
+          <w:i/>
+          <w:iCs/>
+        </w:rPr>
+        <w:t>(</w:t>
+      </w:r>
+      <w:proofErr w:type="gramEnd"/>
+      <w:r>
+        <w:rPr>
+          <w:rFonts w:ascii="Times New Roman" w:hAnsi="Times New Roman" w:cs="Times New Roman"/>
+          <w:i/>
+          <w:iCs/>
+        </w:rPr>
+        <w:t>)</w:t>
       </w:r>
       <w:r>
         <w:rPr>
@@ -1518,7 +1586,7 @@
           <w:b/>
           <w:bCs/>
         </w:rPr>
-        <w:t>ShiftRecord</w:t>
+        <w:t>Shift</w:t>
       </w:r>
       <w:r>
         <w:rPr>
@@ -1526,7 +1594,25 @@
           <w:b/>
           <w:bCs/>
         </w:rPr>
-        <w:t xml:space="preserve"> class / StaffShift table</w:t>
+        <w:t xml:space="preserve"> class / </w:t>
+      </w:r>
+      <w:proofErr w:type="spellStart"/>
+      <w:r>
+        <w:rPr>
+          <w:rFonts w:ascii="Times New Roman" w:hAnsi="Times New Roman" w:cs="Times New Roman"/>
+          <w:b/>
+          <w:bCs/>
+        </w:rPr>
+        <w:t>StaffShift</w:t>
+      </w:r>
+      <w:proofErr w:type="spellEnd"/>
+      <w:r>
+        <w:rPr>
+          <w:rFonts w:ascii="Times New Roman" w:hAnsi="Times New Roman" w:cs="Times New Roman"/>
+          <w:b/>
+          <w:bCs/>
+        </w:rPr>
+        <w:t xml:space="preserve"> table</w:t>
       </w:r>
     </w:p>
     <w:p>
@@ -1560,6 +1646,7 @@
           <w:rFonts w:ascii="Times New Roman" w:hAnsi="Times New Roman" w:cs="Times New Roman"/>
         </w:rPr>
       </w:pPr>
+      <w:proofErr w:type="spellStart"/>
       <w:r>
         <w:rPr>
           <w:rFonts w:ascii="Times New Roman" w:hAnsi="Times New Roman" w:cs="Times New Roman"/>
@@ -1578,6 +1665,7 @@
         </w:rPr>
         <w:t>me</w:t>
       </w:r>
+      <w:proofErr w:type="spellEnd"/>
       <w:r>
         <w:rPr>
           <w:rFonts w:ascii="Times New Roman" w:hAnsi="Times New Roman" w:cs="Times New Roman"/>
@@ -1594,7 +1682,27 @@
         <w:rPr>
           <w:rFonts w:ascii="Times New Roman" w:hAnsi="Times New Roman" w:cs="Times New Roman"/>
         </w:rPr>
-        <w:t>user (StaffAccount)</w:t>
+        <w:t>staff</w:t>
+      </w:r>
+      <w:r>
+        <w:rPr>
+          <w:rFonts w:ascii="Times New Roman" w:hAnsi="Times New Roman" w:cs="Times New Roman"/>
+        </w:rPr>
+        <w:t xml:space="preserve"> (</w:t>
+      </w:r>
+      <w:proofErr w:type="spellStart"/>
+      <w:r>
+        <w:rPr>
+          <w:rFonts w:ascii="Times New Roman" w:hAnsi="Times New Roman" w:cs="Times New Roman"/>
+        </w:rPr>
+        <w:t>StaffAccount</w:t>
+      </w:r>
+      <w:proofErr w:type="spellEnd"/>
+      <w:r>
+        <w:rPr>
+          <w:rFonts w:ascii="Times New Roman" w:hAnsi="Times New Roman" w:cs="Times New Roman"/>
+        </w:rPr>
+        <w:t>)</w:t>
       </w:r>
       <w:r>
         <w:rPr>
@@ -1606,7 +1714,21 @@
         <w:rPr>
           <w:rFonts w:ascii="Times New Roman" w:hAnsi="Times New Roman" w:cs="Times New Roman"/>
         </w:rPr>
-        <w:t xml:space="preserve"> (LocalDate)</w:t>
+        <w:t xml:space="preserve"> (</w:t>
+      </w:r>
+      <w:proofErr w:type="spellStart"/>
+      <w:r>
+        <w:rPr>
+          <w:rFonts w:ascii="Times New Roman" w:hAnsi="Times New Roman" w:cs="Times New Roman"/>
+        </w:rPr>
+        <w:t>LocalDate</w:t>
+      </w:r>
+      <w:proofErr w:type="spellEnd"/>
+      <w:r>
+        <w:rPr>
+          <w:rFonts w:ascii="Times New Roman" w:hAnsi="Times New Roman" w:cs="Times New Roman"/>
+        </w:rPr>
+        <w:t>)</w:t>
       </w:r>
       <w:r>
         <w:rPr>
@@ -2436,20 +2558,44 @@
         </w:rPr>
         <w:t xml:space="preserve">An external method, </w:t>
       </w:r>
-      <w:r>
-        <w:rPr>
-          <w:rFonts w:ascii="Times New Roman" w:hAnsi="Times New Roman" w:cs="Times New Roman"/>
-          <w:i/>
-          <w:iCs/>
-        </w:rPr>
-        <w:t>clockin()</w:t>
-      </w:r>
-      <w:r>
-        <w:rPr>
-          <w:rFonts w:ascii="Times New Roman" w:hAnsi="Times New Roman" w:cs="Times New Roman"/>
-        </w:rPr>
-        <w:t>, is used by the staff to create an instance of ShiftRecord</w:t>
-      </w:r>
+      <w:proofErr w:type="gramStart"/>
+      <w:r>
+        <w:rPr>
+          <w:rFonts w:ascii="Times New Roman" w:hAnsi="Times New Roman" w:cs="Times New Roman"/>
+          <w:i/>
+          <w:iCs/>
+        </w:rPr>
+        <w:t>clockin(</w:t>
+      </w:r>
+      <w:proofErr w:type="gramEnd"/>
+      <w:r>
+        <w:rPr>
+          <w:rFonts w:ascii="Times New Roman" w:hAnsi="Times New Roman" w:cs="Times New Roman"/>
+          <w:i/>
+          <w:iCs/>
+        </w:rPr>
+        <w:t>)</w:t>
+      </w:r>
+      <w:r>
+        <w:rPr>
+          <w:rFonts w:ascii="Times New Roman" w:hAnsi="Times New Roman" w:cs="Times New Roman"/>
+        </w:rPr>
+        <w:t xml:space="preserve">, is used by the staff to create an instance of </w:t>
+      </w:r>
+      <w:r>
+        <w:rPr>
+          <w:rFonts w:ascii="Times New Roman" w:hAnsi="Times New Roman" w:cs="Times New Roman"/>
+        </w:rPr>
+        <w:t>Shift</w:t>
+      </w:r>
+    </w:p>
+    <w:p>
+      <w:pPr>
+        <w:spacing w:line="360" w:lineRule="auto"/>
+        <w:rPr>
+          <w:rFonts w:ascii="Times New Roman" w:hAnsi="Times New Roman" w:cs="Times New Roman"/>
+        </w:rPr>
+      </w:pPr>
     </w:p>
     <w:p>
       <w:pPr>
